--- a/Documentacion del Proyecto/Documentacion Tarea DPOO.docx
+++ b/Documentacion del Proyecto/Documentacion Tarea DPOO.docx
@@ -3972,17 +3972,9 @@
       </w:r>
       <w:r>
         <w:rPr>
-          <w:u w:val="single"/>
-          <w:lang w:val="es-ES"/>
-        </w:rPr>
-        <w:t>i</w:t>
-      </w:r>
-      <w:r>
-        <w:rPr>
-          <w:u w:val="single"/>
-          <w:lang w:val="es-ES"/>
-        </w:rPr>
-        <w:t>nformación</w:t>
+          <w:lang w:val="es-ES"/>
+        </w:rPr>
+        <w:t>información</w:t>
       </w:r>
       <w:r>
         <w:rPr>
@@ -4042,7 +4034,13 @@
         <w:rPr>
           <w:lang w:val="es-ES"/>
         </w:rPr>
-        <w:t>Resultados investigativos: Muestra las cantidades de resultados investigativos por tipo y el total en todas las líneas de investigación de un departamento seleccionado</w:t>
+        <w:t>Producción científica</w:t>
+      </w:r>
+      <w:r>
+        <w:rPr>
+          <w:lang w:val="es-ES"/>
+        </w:rPr>
+        <w:t>: Muestra las cantidades de resultados investigativos por tipo y el total en todas las líneas de investigación de un departamento seleccionado</w:t>
       </w:r>
     </w:p>
     <w:p>
@@ -6203,16 +6201,53 @@
         <w:pStyle w:val="NormalWeb"/>
         <w:jc w:val="both"/>
         <w:rPr>
-          <w:rFonts w:ascii="Arial" w:hAnsi="Arial" w:cs="Arial"/>
-        </w:rPr>
-      </w:pPr>
-      <w:r>
-        <w:rPr>
           <w:rStyle w:val="Textoennegrita"/>
           <w:rFonts w:ascii="Arial" w:hAnsi="Arial" w:cs="Arial"/>
           <w:b w:val="0"/>
           <w:bCs w:val="0"/>
         </w:rPr>
+      </w:pPr>
+    </w:p>
+    <w:p>
+      <w:pPr>
+        <w:pStyle w:val="NormalWeb"/>
+        <w:jc w:val="both"/>
+        <w:rPr>
+          <w:rStyle w:val="Textoennegrita"/>
+          <w:rFonts w:ascii="Arial" w:hAnsi="Arial" w:cs="Arial"/>
+          <w:b w:val="0"/>
+          <w:bCs w:val="0"/>
+        </w:rPr>
+      </w:pPr>
+    </w:p>
+    <w:p>
+      <w:pPr>
+        <w:pStyle w:val="NormalWeb"/>
+        <w:jc w:val="both"/>
+        <w:rPr>
+          <w:rStyle w:val="Textoennegrita"/>
+          <w:rFonts w:ascii="Arial" w:hAnsi="Arial" w:cs="Arial"/>
+          <w:b w:val="0"/>
+          <w:bCs w:val="0"/>
+        </w:rPr>
+      </w:pPr>
+    </w:p>
+    <w:p>
+      <w:pPr>
+        <w:pStyle w:val="NormalWeb"/>
+        <w:jc w:val="both"/>
+        <w:rPr>
+          <w:rFonts w:ascii="Arial" w:hAnsi="Arial" w:cs="Arial"/>
+        </w:rPr>
+      </w:pPr>
+      <w:r>
+        <w:rPr>
+          <w:rStyle w:val="Textoennegrita"/>
+          <w:rFonts w:ascii="Arial" w:hAnsi="Arial" w:cs="Arial"/>
+          <w:b w:val="0"/>
+          <w:bCs w:val="0"/>
+        </w:rPr>
+        <w:lastRenderedPageBreak/>
         <w:t>Métodos y su propósito</w:t>
       </w:r>
     </w:p>
@@ -6256,7 +6291,6 @@
           <w:sz w:val="24"/>
           <w:szCs w:val="24"/>
         </w:rPr>
-        <w:lastRenderedPageBreak/>
         <w:t>Docente(String nombre, String apellidos, CategoriaCientifica catCientifica, CategoriaDocente catDocente)</w:t>
       </w:r>
       <w:r>
@@ -6409,6 +6443,40 @@
     <w:p>
       <w:pPr>
         <w:pStyle w:val="NormalWeb"/>
+        <w:numPr>
+          <w:ilvl w:val="0"/>
+          <w:numId w:val="27"/>
+        </w:numPr>
+        <w:jc w:val="both"/>
+        <w:rPr>
+          <w:rFonts w:ascii="Arial" w:hAnsi="Arial" w:cs="Arial"/>
+        </w:rPr>
+      </w:pPr>
+      <w:r>
+        <w:rPr>
+          <w:rFonts w:ascii="Arial" w:hAnsi="Arial" w:cs="Arial"/>
+          <w:lang w:val="es-ES"/>
+        </w:rPr>
+        <w:t>contiene</w:t>
+      </w:r>
+      <w:r>
+        <w:rPr>
+          <w:rFonts w:ascii="Arial" w:hAnsi="Arial" w:cs="Arial"/>
+          <w:lang w:val="es-ES"/>
+        </w:rPr>
+        <w:t>RegistroCursoRecibido(CursoRecibido cursoRecibido)</w:t>
+      </w:r>
+      <w:r>
+        <w:rPr>
+          <w:rFonts w:ascii="Arial" w:hAnsi="Arial" w:cs="Arial"/>
+          <w:lang w:val="es-ES"/>
+        </w:rPr>
+        <w:t>: Verifica que el curso del parámetro ya esté registrado.</w:t>
+      </w:r>
+    </w:p>
+    <w:p>
+      <w:pPr>
+        <w:pStyle w:val="NormalWeb"/>
         <w:jc w:val="both"/>
         <w:rPr>
           <w:rFonts w:ascii="Arial" w:hAnsi="Arial" w:cs="Arial"/>
@@ -6672,6 +6740,7 @@
           <w:sz w:val="24"/>
           <w:szCs w:val="24"/>
         </w:rPr>
+        <w:lastRenderedPageBreak/>
         <w:t>Estudiante(String nombre, String apellidos, String grupo)</w:t>
       </w:r>
       <w:r>
@@ -6711,7 +6780,6 @@
           <w:b w:val="0"/>
           <w:bCs w:val="0"/>
         </w:rPr>
-        <w:lastRenderedPageBreak/>
         <w:t>Métodos adicionales</w:t>
       </w:r>
     </w:p>
@@ -7151,6 +7219,7 @@
           <w:b w:val="0"/>
           <w:bCs w:val="0"/>
         </w:rPr>
+        <w:lastRenderedPageBreak/>
         <w:t>Cálculo de desempeño</w:t>
       </w:r>
     </w:p>
@@ -7367,6 +7436,169 @@
         </w:rPr>
         <w:t xml:space="preserve"> con su respectiva información y lo registra.</w:t>
       </w:r>
+    </w:p>
+    <w:p>
+      <w:pPr>
+        <w:pStyle w:val="NormalWeb"/>
+        <w:jc w:val="both"/>
+        <w:rPr>
+          <w:rFonts w:ascii="Arial" w:hAnsi="Arial" w:cs="Arial"/>
+        </w:rPr>
+      </w:pPr>
+      <w:r>
+        <w:rPr>
+          <w:rFonts w:ascii="Arial" w:hAnsi="Arial" w:cs="Arial"/>
+        </w:rPr>
+        <w:t>Estadísticas</w:t>
+      </w:r>
+    </w:p>
+    <w:p>
+      <w:pPr>
+        <w:pStyle w:val="NormalWeb"/>
+        <w:numPr>
+          <w:ilvl w:val="0"/>
+          <w:numId w:val="36"/>
+        </w:numPr>
+        <w:jc w:val="both"/>
+        <w:rPr>
+          <w:rFonts w:ascii="Arial" w:hAnsi="Arial" w:cs="Arial"/>
+        </w:rPr>
+      </w:pPr>
+      <w:r>
+        <w:rPr>
+          <w:rFonts w:ascii="Arial" w:hAnsi="Arial" w:cs="Arial"/>
+        </w:rPr>
+        <w:t xml:space="preserve">getTotalArticulos(): Retorna la cantidad </w:t>
+      </w:r>
+      <w:r>
+        <w:rPr>
+          <w:rFonts w:ascii="Arial" w:hAnsi="Arial" w:cs="Arial"/>
+        </w:rPr>
+        <w:t>total de artículos</w:t>
+      </w:r>
+      <w:r>
+        <w:rPr>
+          <w:rFonts w:ascii="Arial" w:hAnsi="Arial" w:cs="Arial"/>
+        </w:rPr>
+        <w:t xml:space="preserve"> del investigador</w:t>
+      </w:r>
+      <w:r>
+        <w:rPr>
+          <w:rFonts w:ascii="Arial" w:hAnsi="Arial" w:cs="Arial"/>
+        </w:rPr>
+        <w:t>.</w:t>
+      </w:r>
+    </w:p>
+    <w:p>
+      <w:pPr>
+        <w:pStyle w:val="NormalWeb"/>
+        <w:numPr>
+          <w:ilvl w:val="0"/>
+          <w:numId w:val="36"/>
+        </w:numPr>
+        <w:jc w:val="both"/>
+        <w:rPr>
+          <w:rFonts w:ascii="Arial" w:hAnsi="Arial" w:cs="Arial"/>
+        </w:rPr>
+      </w:pPr>
+      <w:r>
+        <w:rPr>
+          <w:rFonts w:ascii="Arial" w:hAnsi="Arial" w:cs="Arial"/>
+        </w:rPr>
+        <w:t>getTotalPonencias()</w:t>
+      </w:r>
+      <w:r>
+        <w:rPr>
+          <w:rFonts w:ascii="Arial" w:hAnsi="Arial" w:cs="Arial"/>
+        </w:rPr>
+        <w:t xml:space="preserve">: </w:t>
+      </w:r>
+      <w:r>
+        <w:rPr>
+          <w:rFonts w:ascii="Arial" w:hAnsi="Arial" w:cs="Arial"/>
+        </w:rPr>
+        <w:t xml:space="preserve">Retorna la cantidad </w:t>
+      </w:r>
+      <w:r>
+        <w:rPr>
+          <w:rFonts w:ascii="Arial" w:hAnsi="Arial" w:cs="Arial"/>
+        </w:rPr>
+        <w:t>total de ponencias</w:t>
+      </w:r>
+      <w:r>
+        <w:rPr>
+          <w:rFonts w:ascii="Arial" w:hAnsi="Arial" w:cs="Arial"/>
+        </w:rPr>
+        <w:t xml:space="preserve"> del investigador.</w:t>
+      </w:r>
+    </w:p>
+    <w:p>
+      <w:pPr>
+        <w:pStyle w:val="NormalWeb"/>
+        <w:numPr>
+          <w:ilvl w:val="0"/>
+          <w:numId w:val="36"/>
+        </w:numPr>
+        <w:jc w:val="both"/>
+        <w:rPr>
+          <w:rFonts w:ascii="Arial" w:hAnsi="Arial" w:cs="Arial"/>
+        </w:rPr>
+      </w:pPr>
+      <w:r>
+        <w:rPr>
+          <w:rFonts w:ascii="Arial" w:hAnsi="Arial" w:cs="Arial"/>
+        </w:rPr>
+        <w:t>getTotalCapitulosLibros():</w:t>
+      </w:r>
+      <w:r>
+        <w:rPr>
+          <w:rFonts w:ascii="Arial" w:hAnsi="Arial" w:cs="Arial"/>
+        </w:rPr>
+        <w:t xml:space="preserve"> </w:t>
+      </w:r>
+      <w:r>
+        <w:rPr>
+          <w:rFonts w:ascii="Arial" w:hAnsi="Arial" w:cs="Arial"/>
+        </w:rPr>
+        <w:t xml:space="preserve">Retorna la cantidad </w:t>
+      </w:r>
+      <w:r>
+        <w:rPr>
+          <w:rFonts w:ascii="Arial" w:hAnsi="Arial" w:cs="Arial"/>
+        </w:rPr>
+        <w:t>total de ponencias</w:t>
+      </w:r>
+      <w:r>
+        <w:rPr>
+          <w:rFonts w:ascii="Arial" w:hAnsi="Arial" w:cs="Arial"/>
+        </w:rPr>
+        <w:t xml:space="preserve"> del investigador</w:t>
+      </w:r>
+      <w:r>
+        <w:rPr>
+          <w:rFonts w:ascii="Arial" w:hAnsi="Arial" w:cs="Arial"/>
+        </w:rPr>
+        <w:t>.</w:t>
+      </w:r>
+    </w:p>
+    <w:p>
+      <w:pPr>
+        <w:pStyle w:val="NormalWeb"/>
+        <w:ind w:left="720"/>
+        <w:jc w:val="both"/>
+        <w:rPr>
+          <w:rFonts w:ascii="Arial" w:hAnsi="Arial" w:cs="Arial"/>
+        </w:rPr>
+      </w:pPr>
+    </w:p>
+    <w:p>
+      <w:pPr>
+        <w:pStyle w:val="NormalWeb"/>
+        <w:jc w:val="both"/>
+        <w:rPr>
+          <w:rFonts w:ascii="Arial" w:hAnsi="Arial" w:cs="Arial"/>
+        </w:rPr>
+      </w:pPr>
     </w:p>
     <w:p>
       <w:pPr>
@@ -7564,6 +7796,7 @@
           <w:b w:val="0"/>
           <w:bCs w:val="0"/>
         </w:rPr>
+        <w:lastRenderedPageBreak/>
         <w:t>Constructor</w:t>
       </w:r>
     </w:p>
@@ -7732,6 +7965,18 @@
         <w:pStyle w:val="NormalWeb"/>
         <w:jc w:val="both"/>
         <w:rPr>
+          <w:rStyle w:val="Textoennegrita"/>
+          <w:rFonts w:ascii="Arial" w:hAnsi="Arial" w:cs="Arial"/>
+          <w:b w:val="0"/>
+          <w:bCs w:val="0"/>
+        </w:rPr>
+      </w:pPr>
+    </w:p>
+    <w:p>
+      <w:pPr>
+        <w:pStyle w:val="NormalWeb"/>
+        <w:jc w:val="both"/>
+        <w:rPr>
           <w:rFonts w:ascii="Arial" w:hAnsi="Arial" w:cs="Arial"/>
         </w:rPr>
       </w:pPr>
@@ -7764,7 +8009,6 @@
           <w:sz w:val="24"/>
           <w:szCs w:val="24"/>
         </w:rPr>
-        <w:lastRenderedPageBreak/>
         <w:t>buscarInvestigadorDelResultado(ResultadoInvestigativo r)</w:t>
       </w:r>
       <w:r>
@@ -7794,6 +8038,176 @@
         <w:pStyle w:val="NormalWeb"/>
         <w:jc w:val="both"/>
         <w:rPr>
+          <w:rFonts w:ascii="Arial" w:hAnsi="Arial" w:cs="Arial"/>
+        </w:rPr>
+      </w:pPr>
+      <w:r>
+        <w:rPr>
+          <w:rFonts w:ascii="Arial" w:hAnsi="Arial" w:cs="Arial"/>
+        </w:rPr>
+        <w:t>Estadísticas</w:t>
+      </w:r>
+    </w:p>
+    <w:p>
+      <w:pPr>
+        <w:pStyle w:val="NormalWeb"/>
+        <w:numPr>
+          <w:ilvl w:val="0"/>
+          <w:numId w:val="40"/>
+        </w:numPr>
+        <w:jc w:val="both"/>
+        <w:rPr>
+          <w:rFonts w:ascii="Arial" w:hAnsi="Arial" w:cs="Arial"/>
+        </w:rPr>
+      </w:pPr>
+      <w:r>
+        <w:rPr>
+          <w:rFonts w:ascii="Arial" w:hAnsi="Arial" w:cs="Arial"/>
+        </w:rPr>
+        <w:t>getTotalArticulosPublicadosPorInvestigadores()</w:t>
+      </w:r>
+      <w:r>
+        <w:rPr>
+          <w:rFonts w:ascii="Arial" w:hAnsi="Arial" w:cs="Arial"/>
+        </w:rPr>
+        <w:t xml:space="preserve">: Retorna la cantidad </w:t>
+      </w:r>
+      <w:r>
+        <w:rPr>
+          <w:rFonts w:ascii="Arial" w:hAnsi="Arial" w:cs="Arial"/>
+        </w:rPr>
+        <w:t>total de artículos entre todos sus investigadores.</w:t>
+      </w:r>
+    </w:p>
+    <w:p>
+      <w:pPr>
+        <w:pStyle w:val="NormalWeb"/>
+        <w:numPr>
+          <w:ilvl w:val="0"/>
+          <w:numId w:val="40"/>
+        </w:numPr>
+        <w:jc w:val="both"/>
+        <w:rPr>
+          <w:rFonts w:ascii="Arial" w:hAnsi="Arial" w:cs="Arial"/>
+        </w:rPr>
+      </w:pPr>
+      <w:r>
+        <w:rPr>
+          <w:rFonts w:ascii="Arial" w:hAnsi="Arial" w:cs="Arial"/>
+        </w:rPr>
+        <w:t>getTotalPonenciasPublicadasPorInvestigadores()</w:t>
+      </w:r>
+      <w:r>
+        <w:rPr>
+          <w:rFonts w:ascii="Arial" w:hAnsi="Arial" w:cs="Arial"/>
+        </w:rPr>
+        <w:t xml:space="preserve">: </w:t>
+      </w:r>
+      <w:r>
+        <w:rPr>
+          <w:rFonts w:ascii="Arial" w:hAnsi="Arial" w:cs="Arial"/>
+        </w:rPr>
+        <w:t xml:space="preserve">Retorna la cantidad </w:t>
+      </w:r>
+      <w:r>
+        <w:rPr>
+          <w:rFonts w:ascii="Arial" w:hAnsi="Arial" w:cs="Arial"/>
+        </w:rPr>
+        <w:t xml:space="preserve">total de </w:t>
+      </w:r>
+      <w:r>
+        <w:rPr>
+          <w:rFonts w:ascii="Arial" w:hAnsi="Arial" w:cs="Arial"/>
+        </w:rPr>
+        <w:t>ponencias</w:t>
+      </w:r>
+      <w:r>
+        <w:rPr>
+          <w:rFonts w:ascii="Arial" w:hAnsi="Arial" w:cs="Arial"/>
+        </w:rPr>
+        <w:t xml:space="preserve"> entre todos sus investigadores.</w:t>
+      </w:r>
+    </w:p>
+    <w:p>
+      <w:pPr>
+        <w:pStyle w:val="NormalWeb"/>
+        <w:numPr>
+          <w:ilvl w:val="0"/>
+          <w:numId w:val="40"/>
+        </w:numPr>
+        <w:jc w:val="both"/>
+        <w:rPr>
+          <w:rFonts w:ascii="Arial" w:hAnsi="Arial" w:cs="Arial"/>
+        </w:rPr>
+      </w:pPr>
+      <w:r>
+        <w:rPr>
+          <w:rFonts w:ascii="Arial" w:hAnsi="Arial" w:cs="Arial"/>
+        </w:rPr>
+        <w:t>getTotalCapitulosLibrosPublicadosPorInvestigadores()</w:t>
+      </w:r>
+      <w:r>
+        <w:rPr>
+          <w:rFonts w:ascii="Arial" w:hAnsi="Arial" w:cs="Arial"/>
+        </w:rPr>
+        <w:t>:</w:t>
+      </w:r>
+      <w:r>
+        <w:rPr>
+          <w:rFonts w:ascii="Arial" w:hAnsi="Arial" w:cs="Arial"/>
+        </w:rPr>
+        <w:t xml:space="preserve"> </w:t>
+      </w:r>
+      <w:r>
+        <w:rPr>
+          <w:rFonts w:ascii="Arial" w:hAnsi="Arial" w:cs="Arial"/>
+        </w:rPr>
+        <w:t xml:space="preserve">Retorna la cantidad </w:t>
+      </w:r>
+      <w:r>
+        <w:rPr>
+          <w:rFonts w:ascii="Arial" w:hAnsi="Arial" w:cs="Arial"/>
+        </w:rPr>
+        <w:t>total de ponencias entre todos sus investigadores.</w:t>
+      </w:r>
+    </w:p>
+    <w:p>
+      <w:pPr>
+        <w:pStyle w:val="NormalWeb"/>
+        <w:numPr>
+          <w:ilvl w:val="0"/>
+          <w:numId w:val="40"/>
+        </w:numPr>
+        <w:jc w:val="both"/>
+        <w:rPr>
+          <w:rFonts w:ascii="Arial" w:hAnsi="Arial" w:cs="Arial"/>
+        </w:rPr>
+      </w:pPr>
+      <w:r>
+        <w:rPr>
+          <w:rFonts w:ascii="Arial" w:hAnsi="Arial" w:cs="Arial"/>
+        </w:rPr>
+        <w:t>getTotalResultadosPublicadosPorInvestigadores()</w:t>
+      </w:r>
+      <w:r>
+        <w:rPr>
+          <w:rFonts w:ascii="Arial" w:hAnsi="Arial" w:cs="Arial"/>
+        </w:rPr>
+        <w:t>: Retorna la cantidad total de resultados de la l</w:t>
+      </w:r>
+      <w:r>
+        <w:rPr>
+          <w:rFonts w:ascii="Arial" w:hAnsi="Arial" w:cs="Arial"/>
+          <w:lang w:val="es-ES"/>
+        </w:rPr>
+        <w:t>ínea de investigación sumando los anteriores totales.</w:t>
+      </w:r>
+    </w:p>
+    <w:p>
+      <w:pPr>
+        <w:pStyle w:val="NormalWeb"/>
+        <w:jc w:val="both"/>
+        <w:rPr>
           <w:rStyle w:val="Textoennegrita"/>
           <w:rFonts w:ascii="Arial" w:hAnsi="Arial" w:cs="Arial"/>
           <w:b w:val="0"/>
@@ -7883,6 +8297,7 @@
         <w:rPr>
           <w:rFonts w:ascii="Arial" w:hAnsi="Arial" w:cs="Arial"/>
         </w:rPr>
+        <w:lastRenderedPageBreak/>
         <w:t>ResultadoInvestigativo</w:t>
       </w:r>
     </w:p>
@@ -8212,7 +8627,6 @@
           <w:sz w:val="24"/>
           <w:szCs w:val="24"/>
         </w:rPr>
-        <w:lastRenderedPageBreak/>
         <w:t>String anioPublicacion</w:t>
       </w:r>
       <w:r>
@@ -8444,6 +8858,7 @@
           <w:b w:val="0"/>
           <w:bCs w:val="0"/>
         </w:rPr>
+        <w:lastRenderedPageBreak/>
         <w:t xml:space="preserve">    Comparación lógica</w:t>
       </w:r>
     </w:p>
@@ -8805,7 +9220,6 @@
           <w:sz w:val="24"/>
           <w:szCs w:val="24"/>
         </w:rPr>
-        <w:lastRenderedPageBreak/>
         <w:t>CapituloLibro(...)</w:t>
       </w:r>
       <w:r>
@@ -9250,7 +9664,6 @@
         <w:rPr>
           <w:rFonts w:ascii="Arial" w:hAnsi="Arial" w:cs="Arial"/>
         </w:rPr>
-        <w:lastRenderedPageBreak/>
         <w:t>aportarPuntaje(): devuelve el puntaje asignado (1 punto).</w:t>
       </w:r>
     </w:p>
@@ -9396,6 +9809,7 @@
         <w:rPr>
           <w:rFonts w:ascii="Arial" w:hAnsi="Arial" w:cs="Arial"/>
         </w:rPr>
+        <w:lastRenderedPageBreak/>
         <w:t>String campoEstudio: área o especialidad de la maestría, sin números ni caracteres especiales.</w:t>
       </w:r>
     </w:p>
@@ -9661,7 +10075,6 @@
         <w:rPr>
           <w:rFonts w:ascii="Arial" w:hAnsi="Arial" w:cs="Arial"/>
         </w:rPr>
-        <w:lastRenderedPageBreak/>
         <w:t>agregarCursoPosgrado(CursoPosgrado c) y removerCurso(CursoPosgrado c): gestión de cursos con validaciones de duplicación y existencia.</w:t>
       </w:r>
     </w:p>
@@ -10095,7 +10508,6 @@
           <w:sz w:val="24"/>
           <w:szCs w:val="24"/>
         </w:rPr>
-        <w:lastRenderedPageBreak/>
         <w:t>agregarParticipante(Docente d)</w:t>
       </w:r>
       <w:r>
@@ -10187,13 +10599,6 @@
           <w:lang w:val="es-ES"/>
         </w:rPr>
         <w:t>ía un anterior registro del mismo curso, se reemplaza con el nuevo</w:t>
-      </w:r>
-      <w:r>
-        <w:rPr>
-          <w:rFonts w:ascii="Arial" w:hAnsi="Arial" w:cs="Arial"/>
-          <w:lang w:val="es-ES"/>
-        </w:rPr>
-        <w:t>, además se remueve al participante del curso pues al recibir la nota indica que ya lo terminó</w:t>
       </w:r>
       <w:r>
         <w:rPr>
@@ -10603,7 +11008,6 @@
           <w:sz w:val="24"/>
           <w:szCs w:val="24"/>
         </w:rPr>
-        <w:lastRenderedPageBreak/>
         <w:t>equals(Object c)</w:t>
       </w:r>
       <w:r>

--- a/Documentacion del Proyecto/Documentacion Tarea DPOO.docx
+++ b/Documentacion del Proyecto/Documentacion Tarea DPOO.docx
@@ -5996,15 +5996,6 @@
     <w:p>
       <w:pPr>
         <w:pStyle w:val="NormalWeb"/>
-        <w:jc w:val="both"/>
-        <w:rPr>
-          <w:rFonts w:ascii="Arial" w:hAnsi="Arial" w:cs="Arial"/>
-        </w:rPr>
-      </w:pPr>
-    </w:p>
-    <w:p>
-      <w:pPr>
-        <w:pStyle w:val="NormalWeb"/>
         <w:numPr>
           <w:ilvl w:val="0"/>
           <w:numId w:val="24"/>
@@ -6018,6 +6009,47 @@
         <w:rPr>
           <w:rFonts w:ascii="Arial" w:hAnsi="Arial" w:cs="Arial"/>
         </w:rPr>
+        <w:t>obtenerListaDocentesValidosParaSerEncargadosEnNuevaLineaDeInvestigacion()</w:t>
+      </w:r>
+      <w:r>
+        <w:rPr>
+          <w:rFonts w:ascii="Arial" w:hAnsi="Arial" w:cs="Arial"/>
+        </w:rPr>
+        <w:t xml:space="preserve">: Devuelve </w:t>
+      </w:r>
+      <w:r>
+        <w:rPr>
+          <w:rFonts w:ascii="Arial" w:hAnsi="Arial" w:cs="Arial"/>
+          <w:lang w:val="es-ES"/>
+        </w:rPr>
+        <w:t>la lista de docentes que son válidos para ser encargados de una línea de investigación.</w:t>
+      </w:r>
+    </w:p>
+    <w:p>
+      <w:pPr>
+        <w:pStyle w:val="NormalWeb"/>
+        <w:jc w:val="both"/>
+        <w:rPr>
+          <w:rFonts w:ascii="Arial" w:hAnsi="Arial" w:cs="Arial"/>
+        </w:rPr>
+      </w:pPr>
+    </w:p>
+    <w:p>
+      <w:pPr>
+        <w:pStyle w:val="NormalWeb"/>
+        <w:numPr>
+          <w:ilvl w:val="0"/>
+          <w:numId w:val="24"/>
+        </w:numPr>
+        <w:jc w:val="both"/>
+        <w:rPr>
+          <w:rFonts w:ascii="Arial" w:hAnsi="Arial" w:cs="Arial"/>
+        </w:rPr>
+      </w:pPr>
+      <w:r>
+        <w:rPr>
+          <w:rFonts w:ascii="Arial" w:hAnsi="Arial" w:cs="Arial"/>
+        </w:rPr>
         <w:t>Docente</w:t>
       </w:r>
     </w:p>
@@ -6247,7 +6279,6 @@
           <w:b w:val="0"/>
           <w:bCs w:val="0"/>
         </w:rPr>
-        <w:lastRenderedPageBreak/>
         <w:t>Métodos y su propósito</w:t>
       </w:r>
     </w:p>
@@ -6418,13 +6449,7 @@
         <w:rPr>
           <w:rFonts w:ascii="Arial" w:hAnsi="Arial" w:cs="Arial"/>
         </w:rPr>
-        <w:t>removerCursoRecibido(CursoRecibido c)</w:t>
-      </w:r>
-      <w:r>
-        <w:rPr>
-          <w:rFonts w:ascii="Arial" w:hAnsi="Arial" w:cs="Arial"/>
-        </w:rPr>
-        <w:t>: Elimina u</w:t>
+        <w:t>removerCursoRecibido(CursoRecibido c): Elimina u</w:t>
       </w:r>
       <w:r>
         <w:rPr>
@@ -6700,6 +6725,7 @@
           <w:b w:val="0"/>
           <w:bCs w:val="0"/>
         </w:rPr>
+        <w:lastRenderedPageBreak/>
         <w:t>Métodos y su propósito</w:t>
       </w:r>
     </w:p>
@@ -6740,7 +6766,6 @@
           <w:sz w:val="24"/>
           <w:szCs w:val="24"/>
         </w:rPr>
-        <w:lastRenderedPageBreak/>
         <w:t>Estudiante(String nombre, String apellidos, String grupo)</w:t>
       </w:r>
       <w:r>
@@ -7167,6 +7192,7 @@
           <w:sz w:val="24"/>
           <w:szCs w:val="24"/>
         </w:rPr>
+        <w:lastRenderedPageBreak/>
         <w:t>removerResultado(ResultadoInvestigativo r)</w:t>
       </w:r>
       <w:r>
@@ -7219,7 +7245,6 @@
           <w:b w:val="0"/>
           <w:bCs w:val="0"/>
         </w:rPr>
-        <w:lastRenderedPageBreak/>
         <w:t>Cálculo de desempeño</w:t>
       </w:r>
     </w:p>
@@ -7474,19 +7499,7 @@
         <w:rPr>
           <w:rFonts w:ascii="Arial" w:hAnsi="Arial" w:cs="Arial"/>
         </w:rPr>
-        <w:t>total de artículos</w:t>
-      </w:r>
-      <w:r>
-        <w:rPr>
-          <w:rFonts w:ascii="Arial" w:hAnsi="Arial" w:cs="Arial"/>
-        </w:rPr>
-        <w:t xml:space="preserve"> del investigador</w:t>
-      </w:r>
-      <w:r>
-        <w:rPr>
-          <w:rFonts w:ascii="Arial" w:hAnsi="Arial" w:cs="Arial"/>
-        </w:rPr>
-        <w:t>.</w:t>
+        <w:t>total de artículos del investigador.</w:t>
       </w:r>
     </w:p>
     <w:p>
@@ -7523,13 +7536,7 @@
         <w:rPr>
           <w:rFonts w:ascii="Arial" w:hAnsi="Arial" w:cs="Arial"/>
         </w:rPr>
-        <w:t>total de ponencias</w:t>
-      </w:r>
-      <w:r>
-        <w:rPr>
-          <w:rFonts w:ascii="Arial" w:hAnsi="Arial" w:cs="Arial"/>
-        </w:rPr>
-        <w:t xml:space="preserve"> del investigador.</w:t>
+        <w:t>total de ponencias del investigador.</w:t>
       </w:r>
     </w:p>
     <w:p>
@@ -7566,19 +7573,7 @@
         <w:rPr>
           <w:rFonts w:ascii="Arial" w:hAnsi="Arial" w:cs="Arial"/>
         </w:rPr>
-        <w:t>total de ponencias</w:t>
-      </w:r>
-      <w:r>
-        <w:rPr>
-          <w:rFonts w:ascii="Arial" w:hAnsi="Arial" w:cs="Arial"/>
-        </w:rPr>
-        <w:t xml:space="preserve"> del investigador</w:t>
-      </w:r>
-      <w:r>
-        <w:rPr>
-          <w:rFonts w:ascii="Arial" w:hAnsi="Arial" w:cs="Arial"/>
-        </w:rPr>
-        <w:t>.</w:t>
+        <w:t>total de ponencias del investigador.</w:t>
       </w:r>
     </w:p>
     <w:p>
@@ -7695,6 +7690,7 @@
           <w:sz w:val="24"/>
           <w:szCs w:val="24"/>
         </w:rPr>
+        <w:lastRenderedPageBreak/>
         <w:t>String nombre</w:t>
       </w:r>
       <w:r>
@@ -7796,7 +7792,6 @@
           <w:b w:val="0"/>
           <w:bCs w:val="0"/>
         </w:rPr>
-        <w:lastRenderedPageBreak/>
         <w:t>Constructor</w:t>
       </w:r>
     </w:p>
@@ -8064,13 +8059,7 @@
         <w:rPr>
           <w:rFonts w:ascii="Arial" w:hAnsi="Arial" w:cs="Arial"/>
         </w:rPr>
-        <w:t>getTotalArticulosPublicadosPorInvestigadores()</w:t>
-      </w:r>
-      <w:r>
-        <w:rPr>
-          <w:rFonts w:ascii="Arial" w:hAnsi="Arial" w:cs="Arial"/>
-        </w:rPr>
-        <w:t xml:space="preserve">: Retorna la cantidad </w:t>
+        <w:t xml:space="preserve">getTotalArticulosPublicadosPorInvestigadores(): Retorna la cantidad </w:t>
       </w:r>
       <w:r>
         <w:rPr>
@@ -8113,19 +8102,7 @@
         <w:rPr>
           <w:rFonts w:ascii="Arial" w:hAnsi="Arial" w:cs="Arial"/>
         </w:rPr>
-        <w:t xml:space="preserve">total de </w:t>
-      </w:r>
-      <w:r>
-        <w:rPr>
-          <w:rFonts w:ascii="Arial" w:hAnsi="Arial" w:cs="Arial"/>
-        </w:rPr>
-        <w:t>ponencias</w:t>
-      </w:r>
-      <w:r>
-        <w:rPr>
-          <w:rFonts w:ascii="Arial" w:hAnsi="Arial" w:cs="Arial"/>
-        </w:rPr>
-        <w:t xml:space="preserve"> entre todos sus investigadores.</w:t>
+        <w:t>total de ponencias entre todos sus investigadores.</w:t>
       </w:r>
     </w:p>
     <w:p>
@@ -8144,13 +8121,7 @@
         <w:rPr>
           <w:rFonts w:ascii="Arial" w:hAnsi="Arial" w:cs="Arial"/>
         </w:rPr>
-        <w:t>getTotalCapitulosLibrosPublicadosPorInvestigadores()</w:t>
-      </w:r>
-      <w:r>
-        <w:rPr>
-          <w:rFonts w:ascii="Arial" w:hAnsi="Arial" w:cs="Arial"/>
-        </w:rPr>
-        <w:t>:</w:t>
+        <w:t>getTotalCapitulosLibrosPublicadosPorInvestigadores():</w:t>
       </w:r>
       <w:r>
         <w:rPr>
@@ -8297,7 +8268,6 @@
         <w:rPr>
           <w:rFonts w:ascii="Arial" w:hAnsi="Arial" w:cs="Arial"/>
         </w:rPr>
-        <w:lastRenderedPageBreak/>
         <w:t>ResultadoInvestigativo</w:t>
       </w:r>
     </w:p>
@@ -8775,6 +8745,7 @@
           <w:sz w:val="24"/>
           <w:szCs w:val="24"/>
         </w:rPr>
+        <w:lastRenderedPageBreak/>
         <w:t>getNombrePublicacion()</w:t>
       </w:r>
       <w:r>
@@ -8858,7 +8829,6 @@
           <w:b w:val="0"/>
           <w:bCs w:val="0"/>
         </w:rPr>
-        <w:lastRenderedPageBreak/>
         <w:t xml:space="preserve">    Comparación lógica</w:t>
       </w:r>
     </w:p>
@@ -9377,6 +9347,7 @@
         <w:rPr>
           <w:rFonts w:ascii="Arial" w:hAnsi="Arial" w:cs="Arial"/>
         </w:rPr>
+        <w:lastRenderedPageBreak/>
         <w:t>Se considera que dos capítulos son iguales si coinciden en título, editorial, ISSN y volumen. Esto garantiza una identificación precisa dentro de una colección.</w:t>
       </w:r>
     </w:p>
@@ -9752,6 +9723,7 @@
         <w:rPr>
           <w:rFonts w:ascii="Arial" w:hAnsi="Arial" w:cs="Arial"/>
         </w:rPr>
+        <w:lastRenderedPageBreak/>
         <w:t>Atributos</w:t>
       </w:r>
     </w:p>
@@ -9809,7 +9781,6 @@
         <w:rPr>
           <w:rFonts w:ascii="Arial" w:hAnsi="Arial" w:cs="Arial"/>
         </w:rPr>
-        <w:lastRenderedPageBreak/>
         <w:t>String campoEstudio: área o especialidad de la maestría, sin números ni caracteres especiales.</w:t>
       </w:r>
     </w:p>
@@ -10019,13 +9990,7 @@
         <w:rPr>
           <w:rFonts w:ascii="Arial" w:hAnsi="Arial" w:cs="Arial"/>
         </w:rPr>
-        <w:t>eliminarRegistrosAntiguosCursos(Docente d, CursoPosgrado cursoPosgrado)</w:t>
-      </w:r>
-      <w:r>
-        <w:rPr>
-          <w:rFonts w:ascii="Arial" w:hAnsi="Arial" w:cs="Arial"/>
-        </w:rPr>
-        <w:t>:</w:t>
+        <w:t>eliminarRegistrosAntiguosCursos(Docente d, CursoPosgrado cursoPosgrado):</w:t>
       </w:r>
       <w:r>
         <w:rPr>
@@ -10175,6 +10140,7 @@
         <w:rPr>
           <w:rFonts w:ascii="Arial" w:hAnsi="Arial" w:cs="Arial"/>
         </w:rPr>
+        <w:lastRenderedPageBreak/>
         <w:t>equals(Object o): compara maestrías por nombre, duración y campo de estudio.</w:t>
       </w:r>
     </w:p>
@@ -10644,6 +10610,7 @@
           <w:sz w:val="24"/>
           <w:szCs w:val="24"/>
         </w:rPr>
+        <w:lastRenderedPageBreak/>
         <w:t>equals(Object c)</w:t>
       </w:r>
       <w:r>
